--- a/backend/word/manicure klasyczny.docx
+++ b/backend/word/manicure klasyczny.docx
@@ -4,7 +4,7 @@
   <w:body>
     <w:p>
       <w:r>
-        <w:t>MANICURE KLASYCZNY</w:t>
+        <w:t>Manicure klasyczny</w:t>
       </w:r>
     </w:p>
     <w:p/>
@@ -107,10 +107,7 @@
     <w:p>
       <w:r>
         <w:lastRenderedPageBreak/>
-        <w:t xml:space="preserve">Wskazania </w:t>
-      </w:r>
-      <w:r>
-        <w:t>do manicure klasycznego</w:t>
+        <w:t>Wskazania do manicure klasycznego</w:t>
       </w:r>
     </w:p>
     <w:p/>
